--- a/doc/WEB基础软件项目计划书.docx
+++ b/doc/WEB基础软件项目计划书.docx
@@ -1,6 +1,6 @@
 
 <file path=word/document.xml><?xml version="1.0" encoding="utf-8"?>
-<w:document xmlns:wpc="http://schemas.microsoft.com/office/word/2010/wordprocessingCanvas" xmlns:cx="http://schemas.microsoft.com/office/drawing/2014/chartex" xmlns:cx1="http://schemas.microsoft.com/office/drawing/2015/9/8/chartex" xmlns:cx2="http://schemas.microsoft.com/office/drawing/2015/10/21/chartex" xmlns:cx3="http://schemas.microsoft.com/office/drawing/2016/5/9/chartex" xmlns:cx4="http://schemas.microsoft.com/office/drawing/2016/5/10/chartex" xmlns:cx5="http://schemas.microsoft.com/office/drawing/2016/5/11/chartex" xmlns:cx6="http://schemas.microsoft.com/office/drawing/2016/5/12/chartex" xmlns:cx7="http://schemas.microsoft.com/office/drawing/2016/5/13/chartex" xmlns:cx8="http://schemas.microsoft.com/office/drawing/2016/5/14/chartex" xmlns:mc="http://schemas.openxmlformats.org/markup-compatibility/2006" xmlns:aink="http://schemas.microsoft.com/office/drawing/2016/ink" xmlns:am3d="http://schemas.microsoft.com/office/drawing/2017/model3d" xmlns:o="urn:schemas-microsoft-com:office:office" xmlns:r="http://schemas.openxmlformats.org/officeDocument/2006/relationships" xmlns:m="http://schemas.openxmlformats.org/officeDocument/2006/math" xmlns:v="urn:schemas-microsoft-com:vml" xmlns:wp14="http://schemas.microsoft.com/office/word/2010/wordprocessingDrawing" xmlns:wp="http://schemas.openxmlformats.org/drawingml/2006/wordprocessingDrawing" xmlns:w10="urn:schemas-microsoft-com:office:word" xmlns:w="http://schemas.openxmlformats.org/wordprocessingml/2006/main" xmlns:w14="http://schemas.microsoft.com/office/word/2010/wordml" xmlns:w15="http://schemas.microsoft.com/office/word/2012/wordml" xmlns:w16cex="http://schemas.microsoft.com/office/word/2018/wordml/cex" xmlns:w16cid="http://schemas.microsoft.com/office/word/2016/wordml/cid" xmlns:w16="http://schemas.microsoft.com/office/word/2018/wordml" xmlns:w16sdtdh="http://schemas.microsoft.com/office/word/2020/wordml/sdtdatahash" xmlns:w16se="http://schemas.microsoft.com/office/word/2015/wordml/symex" xmlns:wpg="http://schemas.microsoft.com/office/word/2010/wordprocessingGroup" xmlns:wpi="http://schemas.microsoft.com/office/word/2010/wordprocessingInk" xmlns:wne="http://schemas.microsoft.com/office/word/2006/wordml" xmlns:wps="http://schemas.microsoft.com/office/word/2010/wordprocessingShape" mc:Ignorable="w14 w15 w16se w16cid w16 w16cex w16sdtdh wp14">
+<w:document xmlns:wpc="http://schemas.microsoft.com/office/word/2010/wordprocessingCanvas" xmlns:cx="http://schemas.microsoft.com/office/drawing/2014/chartex" xmlns:cx1="http://schemas.microsoft.com/office/drawing/2015/9/8/chartex" xmlns:cx2="http://schemas.microsoft.com/office/drawing/2015/10/21/chartex" xmlns:cx3="http://schemas.microsoft.com/office/drawing/2016/5/9/chartex" xmlns:cx4="http://schemas.microsoft.com/office/drawing/2016/5/10/chartex" xmlns:cx5="http://schemas.microsoft.com/office/drawing/2016/5/11/chartex" xmlns:cx6="http://schemas.microsoft.com/office/drawing/2016/5/12/chartex" xmlns:cx7="http://schemas.microsoft.com/office/drawing/2016/5/13/chartex" xmlns:cx8="http://schemas.microsoft.com/office/drawing/2016/5/14/chartex" xmlns:mc="http://schemas.openxmlformats.org/markup-compatibility/2006" xmlns:aink="http://schemas.microsoft.com/office/drawing/2016/ink" xmlns:am3d="http://schemas.microsoft.com/office/drawing/2017/model3d" xmlns:o="urn:schemas-microsoft-com:office:office" xmlns:oel="http://schemas.microsoft.com/office/2019/extlst" xmlns:r="http://schemas.openxmlformats.org/officeDocument/2006/relationships" xmlns:m="http://schemas.openxmlformats.org/officeDocument/2006/math" xmlns:v="urn:schemas-microsoft-com:vml" xmlns:wp14="http://schemas.microsoft.com/office/word/2010/wordprocessingDrawing" xmlns:wp="http://schemas.openxmlformats.org/drawingml/2006/wordprocessingDrawing" xmlns:w10="urn:schemas-microsoft-com:office:word" xmlns:w="http://schemas.openxmlformats.org/wordprocessingml/2006/main" xmlns:w14="http://schemas.microsoft.com/office/word/2010/wordml" xmlns:w15="http://schemas.microsoft.com/office/word/2012/wordml" xmlns:w16cex="http://schemas.microsoft.com/office/word/2018/wordml/cex" xmlns:w16cid="http://schemas.microsoft.com/office/word/2016/wordml/cid" xmlns:w16="http://schemas.microsoft.com/office/word/2018/wordml" xmlns:w16sdtdh="http://schemas.microsoft.com/office/word/2020/wordml/sdtdatahash" xmlns:w16se="http://schemas.microsoft.com/office/word/2015/wordml/symex" xmlns:wpg="http://schemas.microsoft.com/office/word/2010/wordprocessingGroup" xmlns:wpi="http://schemas.microsoft.com/office/word/2010/wordprocessingInk" xmlns:wne="http://schemas.microsoft.com/office/word/2006/wordml" xmlns:wps="http://schemas.microsoft.com/office/word/2010/wordprocessingShape" mc:Ignorable="w14 w15 w16se w16cid w16 w16cex w16sdtdh wp14">
   <w:body>
     <w:p>
       <w:pPr>
@@ -962,7 +962,15 @@
           <w:sz w:val="40"/>
           <w:szCs w:val="40"/>
         </w:rPr>
-        <w:t>itee</w:t>
+        <w:t>it</w:t>
+      </w:r>
+      <w:r>
+        <w:rPr>
+          <w:rFonts w:hint="eastAsia"/>
+          <w:sz w:val="40"/>
+          <w:szCs w:val="40"/>
+        </w:rPr>
+        <w:t>hub</w:t>
       </w:r>
       <w:proofErr w:type="spellEnd"/>
       <w:r>
@@ -971,25 +979,7 @@
           <w:sz w:val="40"/>
           <w:szCs w:val="40"/>
         </w:rPr>
-        <w:t>，</w:t>
-      </w:r>
-      <w:proofErr w:type="gramStart"/>
-      <w:r>
-        <w:rPr>
-          <w:rFonts w:hint="eastAsia"/>
-          <w:sz w:val="40"/>
-          <w:szCs w:val="40"/>
-        </w:rPr>
-        <w:t>码云的</w:t>
-      </w:r>
-      <w:proofErr w:type="gramEnd"/>
-      <w:r>
-        <w:rPr>
-          <w:rFonts w:hint="eastAsia"/>
-          <w:sz w:val="40"/>
-          <w:szCs w:val="40"/>
-        </w:rPr>
-        <w:t>仓库地址为：</w:t>
+        <w:t>，仓库地址为：</w:t>
       </w:r>
     </w:p>
     <w:p>
@@ -1005,7 +995,7 @@
           <w:sz w:val="40"/>
           <w:szCs w:val="40"/>
         </w:rPr>
-        <w:t>https://gitee.com/pikacat/light-blog-station</w:t>
+        <w:t>https://github.com/PikaCat-OuO/light-blog-station</w:t>
       </w:r>
       <w:r>
         <w:rPr>
@@ -3292,7 +3282,7 @@
 </file>
 
 <file path=word/endnotes.xml><?xml version="1.0" encoding="utf-8"?>
-<w:endnotes xmlns:wpc="http://schemas.microsoft.com/office/word/2010/wordprocessingCanvas" xmlns:cx="http://schemas.microsoft.com/office/drawing/2014/chartex" xmlns:cx1="http://schemas.microsoft.com/office/drawing/2015/9/8/chartex" xmlns:cx2="http://schemas.microsoft.com/office/drawing/2015/10/21/chartex" xmlns:cx3="http://schemas.microsoft.com/office/drawing/2016/5/9/chartex" xmlns:cx4="http://schemas.microsoft.com/office/drawing/2016/5/10/chartex" xmlns:cx5="http://schemas.microsoft.com/office/drawing/2016/5/11/chartex" xmlns:cx6="http://schemas.microsoft.com/office/drawing/2016/5/12/chartex" xmlns:cx7="http://schemas.microsoft.com/office/drawing/2016/5/13/chartex" xmlns:cx8="http://schemas.microsoft.com/office/drawing/2016/5/14/chartex" xmlns:mc="http://schemas.openxmlformats.org/markup-compatibility/2006" xmlns:aink="http://schemas.microsoft.com/office/drawing/2016/ink" xmlns:am3d="http://schemas.microsoft.com/office/drawing/2017/model3d" xmlns:o="urn:schemas-microsoft-com:office:office" xmlns:r="http://schemas.openxmlformats.org/officeDocument/2006/relationships" xmlns:m="http://schemas.openxmlformats.org/officeDocument/2006/math" xmlns:v="urn:schemas-microsoft-com:vml" xmlns:wp14="http://schemas.microsoft.com/office/word/2010/wordprocessingDrawing" xmlns:wp="http://schemas.openxmlformats.org/drawingml/2006/wordprocessingDrawing" xmlns:w10="urn:schemas-microsoft-com:office:word" xmlns:w="http://schemas.openxmlformats.org/wordprocessingml/2006/main" xmlns:w14="http://schemas.microsoft.com/office/word/2010/wordml" xmlns:w15="http://schemas.microsoft.com/office/word/2012/wordml" xmlns:w16cex="http://schemas.microsoft.com/office/word/2018/wordml/cex" xmlns:w16cid="http://schemas.microsoft.com/office/word/2016/wordml/cid" xmlns:w16="http://schemas.microsoft.com/office/word/2018/wordml" xmlns:w16sdtdh="http://schemas.microsoft.com/office/word/2020/wordml/sdtdatahash" xmlns:w16se="http://schemas.microsoft.com/office/word/2015/wordml/symex" xmlns:wpg="http://schemas.microsoft.com/office/word/2010/wordprocessingGroup" xmlns:wpi="http://schemas.microsoft.com/office/word/2010/wordprocessingInk" xmlns:wne="http://schemas.microsoft.com/office/word/2006/wordml" xmlns:wps="http://schemas.microsoft.com/office/word/2010/wordprocessingShape" mc:Ignorable="w14 w15 w16se w16cid w16 w16cex w16sdtdh wp14">
+<w:endnotes xmlns:wpc="http://schemas.microsoft.com/office/word/2010/wordprocessingCanvas" xmlns:cx="http://schemas.microsoft.com/office/drawing/2014/chartex" xmlns:cx1="http://schemas.microsoft.com/office/drawing/2015/9/8/chartex" xmlns:cx2="http://schemas.microsoft.com/office/drawing/2015/10/21/chartex" xmlns:cx3="http://schemas.microsoft.com/office/drawing/2016/5/9/chartex" xmlns:cx4="http://schemas.microsoft.com/office/drawing/2016/5/10/chartex" xmlns:cx5="http://schemas.microsoft.com/office/drawing/2016/5/11/chartex" xmlns:cx6="http://schemas.microsoft.com/office/drawing/2016/5/12/chartex" xmlns:cx7="http://schemas.microsoft.com/office/drawing/2016/5/13/chartex" xmlns:cx8="http://schemas.microsoft.com/office/drawing/2016/5/14/chartex" xmlns:mc="http://schemas.openxmlformats.org/markup-compatibility/2006" xmlns:aink="http://schemas.microsoft.com/office/drawing/2016/ink" xmlns:am3d="http://schemas.microsoft.com/office/drawing/2017/model3d" xmlns:o="urn:schemas-microsoft-com:office:office" xmlns:oel="http://schemas.microsoft.com/office/2019/extlst" xmlns:r="http://schemas.openxmlformats.org/officeDocument/2006/relationships" xmlns:m="http://schemas.openxmlformats.org/officeDocument/2006/math" xmlns:v="urn:schemas-microsoft-com:vml" xmlns:wp14="http://schemas.microsoft.com/office/word/2010/wordprocessingDrawing" xmlns:wp="http://schemas.openxmlformats.org/drawingml/2006/wordprocessingDrawing" xmlns:w10="urn:schemas-microsoft-com:office:word" xmlns:w="http://schemas.openxmlformats.org/wordprocessingml/2006/main" xmlns:w14="http://schemas.microsoft.com/office/word/2010/wordml" xmlns:w15="http://schemas.microsoft.com/office/word/2012/wordml" xmlns:w16cex="http://schemas.microsoft.com/office/word/2018/wordml/cex" xmlns:w16cid="http://schemas.microsoft.com/office/word/2016/wordml/cid" xmlns:w16="http://schemas.microsoft.com/office/word/2018/wordml" xmlns:w16sdtdh="http://schemas.microsoft.com/office/word/2020/wordml/sdtdatahash" xmlns:w16se="http://schemas.microsoft.com/office/word/2015/wordml/symex" xmlns:wpg="http://schemas.microsoft.com/office/word/2010/wordprocessingGroup" xmlns:wpi="http://schemas.microsoft.com/office/word/2010/wordprocessingInk" xmlns:wne="http://schemas.microsoft.com/office/word/2006/wordml" xmlns:wps="http://schemas.microsoft.com/office/word/2010/wordprocessingShape" mc:Ignorable="w14 w15 w16se w16cid w16 w16cex w16sdtdh wp14">
   <w:endnote w:type="separator" w:id="-1">
     <w:p>
       <w:r>
@@ -3311,7 +3301,7 @@
 </file>
 
 <file path=word/footnotes.xml><?xml version="1.0" encoding="utf-8"?>
-<w:footnotes xmlns:wpc="http://schemas.microsoft.com/office/word/2010/wordprocessingCanvas" xmlns:cx="http://schemas.microsoft.com/office/drawing/2014/chartex" xmlns:cx1="http://schemas.microsoft.com/office/drawing/2015/9/8/chartex" xmlns:cx2="http://schemas.microsoft.com/office/drawing/2015/10/21/chartex" xmlns:cx3="http://schemas.microsoft.com/office/drawing/2016/5/9/chartex" xmlns:cx4="http://schemas.microsoft.com/office/drawing/2016/5/10/chartex" xmlns:cx5="http://schemas.microsoft.com/office/drawing/2016/5/11/chartex" xmlns:cx6="http://schemas.microsoft.com/office/drawing/2016/5/12/chartex" xmlns:cx7="http://schemas.microsoft.com/office/drawing/2016/5/13/chartex" xmlns:cx8="http://schemas.microsoft.com/office/drawing/2016/5/14/chartex" xmlns:mc="http://schemas.openxmlformats.org/markup-compatibility/2006" xmlns:aink="http://schemas.microsoft.com/office/drawing/2016/ink" xmlns:am3d="http://schemas.microsoft.com/office/drawing/2017/model3d" xmlns:o="urn:schemas-microsoft-com:office:office" xmlns:r="http://schemas.openxmlformats.org/officeDocument/2006/relationships" xmlns:m="http://schemas.openxmlformats.org/officeDocument/2006/math" xmlns:v="urn:schemas-microsoft-com:vml" xmlns:wp14="http://schemas.microsoft.com/office/word/2010/wordprocessingDrawing" xmlns:wp="http://schemas.openxmlformats.org/drawingml/2006/wordprocessingDrawing" xmlns:w10="urn:schemas-microsoft-com:office:word" xmlns:w="http://schemas.openxmlformats.org/wordprocessingml/2006/main" xmlns:w14="http://schemas.microsoft.com/office/word/2010/wordml" xmlns:w15="http://schemas.microsoft.com/office/word/2012/wordml" xmlns:w16cex="http://schemas.microsoft.com/office/word/2018/wordml/cex" xmlns:w16cid="http://schemas.microsoft.com/office/word/2016/wordml/cid" xmlns:w16="http://schemas.microsoft.com/office/word/2018/wordml" xmlns:w16sdtdh="http://schemas.microsoft.com/office/word/2020/wordml/sdtdatahash" xmlns:w16se="http://schemas.microsoft.com/office/word/2015/wordml/symex" xmlns:wpg="http://schemas.microsoft.com/office/word/2010/wordprocessingGroup" xmlns:wpi="http://schemas.microsoft.com/office/word/2010/wordprocessingInk" xmlns:wne="http://schemas.microsoft.com/office/word/2006/wordml" xmlns:wps="http://schemas.microsoft.com/office/word/2010/wordprocessingShape" mc:Ignorable="w14 w15 w16se w16cid w16 w16cex w16sdtdh wp14">
+<w:footnotes xmlns:wpc="http://schemas.microsoft.com/office/word/2010/wordprocessingCanvas" xmlns:cx="http://schemas.microsoft.com/office/drawing/2014/chartex" xmlns:cx1="http://schemas.microsoft.com/office/drawing/2015/9/8/chartex" xmlns:cx2="http://schemas.microsoft.com/office/drawing/2015/10/21/chartex" xmlns:cx3="http://schemas.microsoft.com/office/drawing/2016/5/9/chartex" xmlns:cx4="http://schemas.microsoft.com/office/drawing/2016/5/10/chartex" xmlns:cx5="http://schemas.microsoft.com/office/drawing/2016/5/11/chartex" xmlns:cx6="http://schemas.microsoft.com/office/drawing/2016/5/12/chartex" xmlns:cx7="http://schemas.microsoft.com/office/drawing/2016/5/13/chartex" xmlns:cx8="http://schemas.microsoft.com/office/drawing/2016/5/14/chartex" xmlns:mc="http://schemas.openxmlformats.org/markup-compatibility/2006" xmlns:aink="http://schemas.microsoft.com/office/drawing/2016/ink" xmlns:am3d="http://schemas.microsoft.com/office/drawing/2017/model3d" xmlns:o="urn:schemas-microsoft-com:office:office" xmlns:oel="http://schemas.microsoft.com/office/2019/extlst" xmlns:r="http://schemas.openxmlformats.org/officeDocument/2006/relationships" xmlns:m="http://schemas.openxmlformats.org/officeDocument/2006/math" xmlns:v="urn:schemas-microsoft-com:vml" xmlns:wp14="http://schemas.microsoft.com/office/word/2010/wordprocessingDrawing" xmlns:wp="http://schemas.openxmlformats.org/drawingml/2006/wordprocessingDrawing" xmlns:w10="urn:schemas-microsoft-com:office:word" xmlns:w="http://schemas.openxmlformats.org/wordprocessingml/2006/main" xmlns:w14="http://schemas.microsoft.com/office/word/2010/wordml" xmlns:w15="http://schemas.microsoft.com/office/word/2012/wordml" xmlns:w16cex="http://schemas.microsoft.com/office/word/2018/wordml/cex" xmlns:w16cid="http://schemas.microsoft.com/office/word/2016/wordml/cid" xmlns:w16="http://schemas.microsoft.com/office/word/2018/wordml" xmlns:w16sdtdh="http://schemas.microsoft.com/office/word/2020/wordml/sdtdatahash" xmlns:w16se="http://schemas.microsoft.com/office/word/2015/wordml/symex" xmlns:wpg="http://schemas.microsoft.com/office/word/2010/wordprocessingGroup" xmlns:wpi="http://schemas.microsoft.com/office/word/2010/wordprocessingInk" xmlns:wne="http://schemas.microsoft.com/office/word/2006/wordml" xmlns:wps="http://schemas.microsoft.com/office/word/2010/wordprocessingShape" mc:Ignorable="w14 w15 w16se w16cid w16 w16cex w16sdtdh wp14">
   <w:footnote w:type="separator" w:id="-1">
     <w:p>
       <w:r>
@@ -3330,7 +3320,7 @@
 </file>
 
 <file path=word/numbering.xml><?xml version="1.0" encoding="utf-8"?>
-<w:numbering xmlns:wpc="http://schemas.microsoft.com/office/word/2010/wordprocessingCanvas" xmlns:cx="http://schemas.microsoft.com/office/drawing/2014/chartex" xmlns:cx1="http://schemas.microsoft.com/office/drawing/2015/9/8/chartex" xmlns:cx2="http://schemas.microsoft.com/office/drawing/2015/10/21/chartex" xmlns:cx3="http://schemas.microsoft.com/office/drawing/2016/5/9/chartex" xmlns:cx4="http://schemas.microsoft.com/office/drawing/2016/5/10/chartex" xmlns:cx5="http://schemas.microsoft.com/office/drawing/2016/5/11/chartex" xmlns:cx6="http://schemas.microsoft.com/office/drawing/2016/5/12/chartex" xmlns:cx7="http://schemas.microsoft.com/office/drawing/2016/5/13/chartex" xmlns:cx8="http://schemas.microsoft.com/office/drawing/2016/5/14/chartex" xmlns:mc="http://schemas.openxmlformats.org/markup-compatibility/2006" xmlns:aink="http://schemas.microsoft.com/office/drawing/2016/ink" xmlns:am3d="http://schemas.microsoft.com/office/drawing/2017/model3d" xmlns:o="urn:schemas-microsoft-com:office:office" xmlns:r="http://schemas.openxmlformats.org/officeDocument/2006/relationships" xmlns:m="http://schemas.openxmlformats.org/officeDocument/2006/math" xmlns:v="urn:schemas-microsoft-com:vml" xmlns:wp14="http://schemas.microsoft.com/office/word/2010/wordprocessingDrawing" xmlns:wp="http://schemas.openxmlformats.org/drawingml/2006/wordprocessingDrawing" xmlns:w10="urn:schemas-microsoft-com:office:word" xmlns:w="http://schemas.openxmlformats.org/wordprocessingml/2006/main" xmlns:w14="http://schemas.microsoft.com/office/word/2010/wordml" xmlns:w15="http://schemas.microsoft.com/office/word/2012/wordml" xmlns:w16cex="http://schemas.microsoft.com/office/word/2018/wordml/cex" xmlns:w16cid="http://schemas.microsoft.com/office/word/2016/wordml/cid" xmlns:w16="http://schemas.microsoft.com/office/word/2018/wordml" xmlns:w16sdtdh="http://schemas.microsoft.com/office/word/2020/wordml/sdtdatahash" xmlns:w16se="http://schemas.microsoft.com/office/word/2015/wordml/symex" xmlns:wpg="http://schemas.microsoft.com/office/word/2010/wordprocessingGroup" xmlns:wpi="http://schemas.microsoft.com/office/word/2010/wordprocessingInk" xmlns:wne="http://schemas.microsoft.com/office/word/2006/wordml" xmlns:wps="http://schemas.microsoft.com/office/word/2010/wordprocessingShape" mc:Ignorable="w14 w15 w16se w16cid w16 w16cex w16sdtdh wp14">
+<w:numbering xmlns:wpc="http://schemas.microsoft.com/office/word/2010/wordprocessingCanvas" xmlns:cx="http://schemas.microsoft.com/office/drawing/2014/chartex" xmlns:cx1="http://schemas.microsoft.com/office/drawing/2015/9/8/chartex" xmlns:cx2="http://schemas.microsoft.com/office/drawing/2015/10/21/chartex" xmlns:cx3="http://schemas.microsoft.com/office/drawing/2016/5/9/chartex" xmlns:cx4="http://schemas.microsoft.com/office/drawing/2016/5/10/chartex" xmlns:cx5="http://schemas.microsoft.com/office/drawing/2016/5/11/chartex" xmlns:cx6="http://schemas.microsoft.com/office/drawing/2016/5/12/chartex" xmlns:cx7="http://schemas.microsoft.com/office/drawing/2016/5/13/chartex" xmlns:cx8="http://schemas.microsoft.com/office/drawing/2016/5/14/chartex" xmlns:mc="http://schemas.openxmlformats.org/markup-compatibility/2006" xmlns:aink="http://schemas.microsoft.com/office/drawing/2016/ink" xmlns:am3d="http://schemas.microsoft.com/office/drawing/2017/model3d" xmlns:o="urn:schemas-microsoft-com:office:office" xmlns:oel="http://schemas.microsoft.com/office/2019/extlst" xmlns:r="http://schemas.openxmlformats.org/officeDocument/2006/relationships" xmlns:m="http://schemas.openxmlformats.org/officeDocument/2006/math" xmlns:v="urn:schemas-microsoft-com:vml" xmlns:wp14="http://schemas.microsoft.com/office/word/2010/wordprocessingDrawing" xmlns:wp="http://schemas.openxmlformats.org/drawingml/2006/wordprocessingDrawing" xmlns:w10="urn:schemas-microsoft-com:office:word" xmlns:w="http://schemas.openxmlformats.org/wordprocessingml/2006/main" xmlns:w14="http://schemas.microsoft.com/office/word/2010/wordml" xmlns:w15="http://schemas.microsoft.com/office/word/2012/wordml" xmlns:w16cex="http://schemas.microsoft.com/office/word/2018/wordml/cex" xmlns:w16cid="http://schemas.microsoft.com/office/word/2016/wordml/cid" xmlns:w16="http://schemas.microsoft.com/office/word/2018/wordml" xmlns:w16sdtdh="http://schemas.microsoft.com/office/word/2020/wordml/sdtdatahash" xmlns:w16se="http://schemas.microsoft.com/office/word/2015/wordml/symex" xmlns:wpg="http://schemas.microsoft.com/office/word/2010/wordprocessingGroup" xmlns:wpi="http://schemas.microsoft.com/office/word/2010/wordprocessingInk" xmlns:wne="http://schemas.microsoft.com/office/word/2006/wordml" xmlns:wps="http://schemas.microsoft.com/office/word/2010/wordprocessingShape" mc:Ignorable="w14 w15 w16se w16cid w16 w16cex w16sdtdh wp14">
   <w:abstractNum w:abstractNumId="0" w15:restartNumberingAfterBreak="0">
     <w:nsid w:val="50884A37"/>
     <w:multiLevelType w:val="hybridMultilevel"/>
@@ -3509,10 +3499,10 @@
       </w:pPr>
     </w:lvl>
   </w:abstractNum>
-  <w:num w:numId="1">
+  <w:num w:numId="1" w16cid:durableId="941110383">
     <w:abstractNumId w:val="0"/>
   </w:num>
-  <w:num w:numId="2">
+  <w:num w:numId="2" w16cid:durableId="1565020111">
     <w:abstractNumId w:val="1"/>
   </w:num>
 </w:numbering>
